--- a/基于Arduino嵌入式开发与光杠杆放大的微弱电信号测量.docx
+++ b/基于Arduino嵌入式开发与光杠杆放大的微弱电信号测量.docx
@@ -287,13 +287,13 @@
       </w:pPr>
       <w:bookmarkStart w:id="0" w:name="_Toc1096625292"/>
       <w:bookmarkStart w:id="1" w:name="_Toc1991001916"/>
-      <w:bookmarkStart w:id="2" w:name="_Toc1709472451"/>
-      <w:bookmarkStart w:id="3" w:name="_Toc2064958417"/>
-      <w:bookmarkStart w:id="4" w:name="_Toc326216493"/>
-      <w:bookmarkStart w:id="5" w:name="_Toc1143462373"/>
-      <w:bookmarkStart w:id="6" w:name="_Toc635742631"/>
-      <w:bookmarkStart w:id="7" w:name="_Toc1883703314"/>
-      <w:bookmarkStart w:id="8" w:name="_Toc449994352"/>
+      <w:bookmarkStart w:id="2" w:name="_Toc1883703314"/>
+      <w:bookmarkStart w:id="3" w:name="_Toc326216493"/>
+      <w:bookmarkStart w:id="4" w:name="_Toc449994352"/>
+      <w:bookmarkStart w:id="5" w:name="_Toc2064958417"/>
+      <w:bookmarkStart w:id="6" w:name="_Toc1143462373"/>
+      <w:bookmarkStart w:id="7" w:name="_Toc1709472451"/>
+      <w:bookmarkStart w:id="8" w:name="_Toc635742631"/>
       <w:r>
         <w:rPr>
           <w:rFonts w:hint="eastAsia" w:ascii="黑体" w:hAnsi="黑体" w:eastAsia="黑体"/>
@@ -825,15 +825,15 @@
           <w:lang w:val="en-US" w:eastAsia="zh-CN"/>
         </w:rPr>
       </w:pPr>
-      <w:bookmarkStart w:id="27" w:name="_Toc260679069"/>
-      <w:bookmarkStart w:id="28" w:name="_Toc706318527"/>
-      <w:bookmarkStart w:id="29" w:name="_Toc2140248298"/>
-      <w:bookmarkStart w:id="30" w:name="_Toc190873487"/>
-      <w:bookmarkStart w:id="31" w:name="_Toc1137893858"/>
-      <w:bookmarkStart w:id="32" w:name="_Toc641236043"/>
-      <w:bookmarkStart w:id="33" w:name="_Toc494154200"/>
-      <w:bookmarkStart w:id="34" w:name="_Toc1062621819"/>
-      <w:bookmarkStart w:id="35" w:name="_Toc1650474891"/>
+      <w:bookmarkStart w:id="27" w:name="_Toc706318527"/>
+      <w:bookmarkStart w:id="28" w:name="_Toc2140248298"/>
+      <w:bookmarkStart w:id="29" w:name="_Toc260679069"/>
+      <w:bookmarkStart w:id="30" w:name="_Toc1650474891"/>
+      <w:bookmarkStart w:id="31" w:name="_Toc641236043"/>
+      <w:bookmarkStart w:id="32" w:name="_Toc494154200"/>
+      <w:bookmarkStart w:id="33" w:name="_Toc1062621819"/>
+      <w:bookmarkStart w:id="34" w:name="_Toc1137893858"/>
+      <w:bookmarkStart w:id="35" w:name="_Toc190873487"/>
       <w:bookmarkStart w:id="36" w:name="_Toc16668"/>
       <w:r>
         <w:rPr>
@@ -865,8 +865,8 @@
           <w:lang w:val="en-US" w:eastAsia="zh-CN"/>
         </w:rPr>
       </w:pPr>
-      <w:bookmarkStart w:id="37" w:name="_Toc1953366320"/>
-      <w:bookmarkStart w:id="38" w:name="_Toc802057236"/>
+      <w:bookmarkStart w:id="37" w:name="_Toc802057236"/>
+      <w:bookmarkStart w:id="38" w:name="_Toc1953366320"/>
       <w:bookmarkStart w:id="39" w:name="_Toc366472803"/>
       <w:r>
         <w:rPr>
@@ -7140,10 +7140,10 @@
           <w:lang w:val="en-US" w:eastAsia="zh-CN"/>
         </w:rPr>
       </w:pPr>
-      <w:bookmarkStart w:id="47" w:name="_Toc1645228551"/>
-      <w:bookmarkStart w:id="48" w:name="_Toc1817611038"/>
+      <w:bookmarkStart w:id="47" w:name="_Toc485224738"/>
+      <w:bookmarkStart w:id="48" w:name="_Toc1645228551"/>
       <w:bookmarkStart w:id="49" w:name="_Toc1339668345"/>
-      <w:bookmarkStart w:id="50" w:name="_Toc485224738"/>
+      <w:bookmarkStart w:id="50" w:name="_Toc1817611038"/>
       <w:r>
         <w:rPr>
           <w:rStyle w:val="32"/>
@@ -7708,10 +7708,10 @@
           <w:lang w:val="en-US" w:eastAsia="zh-CN"/>
         </w:rPr>
       </w:pPr>
-      <w:bookmarkStart w:id="51" w:name="_Toc1587319267"/>
-      <w:bookmarkStart w:id="52" w:name="_Toc1176763907"/>
-      <w:bookmarkStart w:id="53" w:name="_Toc356817885"/>
-      <w:bookmarkStart w:id="54" w:name="_Toc633837091"/>
+      <w:bookmarkStart w:id="51" w:name="_Toc1176763907"/>
+      <w:bookmarkStart w:id="52" w:name="_Toc356817885"/>
+      <w:bookmarkStart w:id="53" w:name="_Toc633837091"/>
+      <w:bookmarkStart w:id="54" w:name="_Toc1587319267"/>
       <w:r>
         <w:rPr>
           <w:rStyle w:val="32"/>
@@ -8286,9 +8286,9 @@
           <w:lang w:val="en-US" w:eastAsia="zh-CN"/>
         </w:rPr>
       </w:pPr>
-      <w:bookmarkStart w:id="55" w:name="_Toc782151330"/>
-      <w:bookmarkStart w:id="56" w:name="_Toc360603249"/>
-      <w:bookmarkStart w:id="57" w:name="_Toc1694079726"/>
+      <w:bookmarkStart w:id="55" w:name="_Toc360603249"/>
+      <w:bookmarkStart w:id="56" w:name="_Toc1694079726"/>
+      <w:bookmarkStart w:id="57" w:name="_Toc782151330"/>
       <w:r>
         <w:rPr>
           <w:rStyle w:val="32"/>
@@ -8460,7 +8460,27 @@
           <w:highlight w:val="none"/>
           <w:lang w:val="en-US" w:eastAsia="zh-CN"/>
         </w:rPr>
-        <w:t>主要由计算机音频输出接口、Arduino控制单元以及Si4713射频发射芯片组成。其中，计算机负责生成幅值和频率可控的低频调制信号，通过3.5 mm音频接口输入Si4713的LIN/RIN音频输入端；Arduino通过I2C通信接口对Si4713进行初始化和参数配置，实现发射频率及工作状态控制。Si4713内部集成频率合成、调制控制以及射频输出功能，可将输入音频信号调制到指定射频载波上并通过天线输出。</w:t>
+        <w:t>主要由计算机音频输出接口、Arduino控制单元以及Si4713射频发射芯片组成。其中，计算机负责生成幅值和频率可控的低频调制信号，通过3.5 mm音频接口输入Si4713的LIN</w:t>
+      </w:r>
+      <w:r>
+        <w:rPr>
+          <w:rFonts w:hint="eastAsia" w:cs="Times New Roman"/>
+          <w:color w:val="auto"/>
+          <w:sz w:val="24"/>
+          <w:highlight w:val="none"/>
+          <w:lang w:val="en-US" w:eastAsia="zh-CN"/>
+        </w:rPr>
+        <w:t>与</w:t>
+      </w:r>
+      <w:r>
+        <w:rPr>
+          <w:rFonts w:hint="eastAsia" w:ascii="Times New Roman" w:hAnsi="Times New Roman" w:eastAsia="宋体" w:cs="Times New Roman"/>
+          <w:color w:val="auto"/>
+          <w:sz w:val="24"/>
+          <w:highlight w:val="none"/>
+          <w:lang w:val="en-US" w:eastAsia="zh-CN"/>
+        </w:rPr>
+        <w:t>RIN音频输入端；Arduino通过I2C通信接口对Si4713进行初始化和参数配置，实现发射频率及工作状态控制。Si4713内部集成频率合成、调制控制以及射频输出功能，可将输入音频信号调制到指定射频载波上并通过天线输出。</w:t>
       </w:r>
     </w:p>
     <w:p>
@@ -8907,13 +8927,33 @@
       </w:pPr>
       <w:r>
         <w:rPr>
+          <w:rFonts w:hint="eastAsia" w:cs="Times New Roman"/>
+          <w:color w:val="auto"/>
+          <w:sz w:val="24"/>
+          <w:highlight w:val="none"/>
+          <w:lang w:val="en-US" w:eastAsia="zh-CN"/>
+        </w:rPr>
+        <w:tab/>
+      </w:r>
+      <w:r>
+        <w:rPr>
           <w:rFonts w:hint="eastAsia" w:ascii="Times New Roman" w:hAnsi="Times New Roman" w:eastAsia="宋体" w:cs="Times New Roman"/>
           <w:color w:val="auto"/>
           <w:sz w:val="24"/>
           <w:highlight w:val="none"/>
           <w:lang w:val="en-US" w:eastAsia="zh-CN"/>
         </w:rPr>
-        <w:t>微弱电信号发生模块的软件部分主要负责Si4713射频发射芯片的初始化、参数配置以及运行状态控制。低频调制信号由</w:t>
+        <w:t>微弱电信号发生模块的软件部分主要负责Si4713射频发射芯片的初始化、参数配置以及运行状态控制。低频调制信号由计算机音频输出产生，Arduino负责完成与Si4713之间的通信控制，其程序实现如</w:t>
+      </w:r>
+      <w:r>
+        <w:rPr>
+          <w:rFonts w:hint="eastAsia" w:eastAsia="宋体" w:cs="Times New Roman"/>
+          <w:color w:val="auto"/>
+          <w:sz w:val="24"/>
+          <w:highlight w:val="none"/>
+          <w:lang w:val="en-US" w:eastAsia="zh-CN"/>
+        </w:rPr>
+        <w:t>下图</w:t>
       </w:r>
       <w:r>
         <w:rPr>
@@ -8923,7 +8963,17 @@
           <w:highlight w:val="none"/>
           <w:lang w:val="en-US" w:eastAsia="zh-CN"/>
         </w:rPr>
-        <w:t>如下图5中代码持续</w:t>
+        <w:t>5与</w:t>
+      </w:r>
+      <w:r>
+        <w:rPr>
+          <w:rFonts w:hint="eastAsia" w:eastAsia="宋体" w:cs="Times New Roman"/>
+          <w:color w:val="auto"/>
+          <w:sz w:val="24"/>
+          <w:highlight w:val="none"/>
+          <w:lang w:val="en-US" w:eastAsia="zh-CN"/>
+        </w:rPr>
+        <w:t>图6</w:t>
       </w:r>
       <w:r>
         <w:rPr>
@@ -8933,67 +8983,7 @@
           <w:highlight w:val="none"/>
           <w:lang w:val="en-US" w:eastAsia="zh-CN"/>
         </w:rPr>
-        <w:t>产生，Arduino负责完成与Si4713之间的通信控制</w:t>
-      </w:r>
-      <w:r>
-        <w:rPr>
-          <w:rFonts w:hint="eastAsia" w:cs="Times New Roman"/>
-          <w:color w:val="auto"/>
-          <w:sz w:val="24"/>
-          <w:highlight w:val="none"/>
-          <w:lang w:val="en-US" w:eastAsia="zh-CN"/>
-        </w:rPr>
-        <w:t>，</w:t>
-      </w:r>
-      <w:r>
-        <w:rPr>
-          <w:rFonts w:hint="eastAsia" w:ascii="Times New Roman" w:hAnsi="Times New Roman" w:eastAsia="宋体" w:cs="Times New Roman"/>
-          <w:color w:val="auto"/>
-          <w:sz w:val="24"/>
-          <w:highlight w:val="none"/>
-          <w:lang w:val="en-US" w:eastAsia="zh-CN"/>
-        </w:rPr>
-        <w:t>其代码实现如</w:t>
-      </w:r>
-      <w:r>
-        <w:rPr>
-          <w:rFonts w:hint="eastAsia" w:eastAsia="宋体" w:cs="Times New Roman"/>
-          <w:color w:val="auto"/>
-          <w:sz w:val="24"/>
-          <w:highlight w:val="none"/>
-          <w:lang w:val="en-US" w:eastAsia="zh-CN"/>
-        </w:rPr>
-        <w:t>下图</w:t>
-      </w:r>
-      <w:r>
-        <w:rPr>
-          <w:rFonts w:hint="eastAsia" w:cs="Times New Roman"/>
-          <w:color w:val="auto"/>
-          <w:sz w:val="24"/>
-          <w:highlight w:val="none"/>
-          <w:lang w:val="en-US" w:eastAsia="zh-CN"/>
-        </w:rPr>
-        <w:t>6与</w:t>
-      </w:r>
-      <w:r>
-        <w:rPr>
-          <w:rFonts w:hint="eastAsia" w:eastAsia="宋体" w:cs="Times New Roman"/>
-          <w:color w:val="auto"/>
-          <w:sz w:val="24"/>
-          <w:highlight w:val="none"/>
-          <w:lang w:val="en-US" w:eastAsia="zh-CN"/>
-        </w:rPr>
-        <w:t>图7</w:t>
-      </w:r>
-      <w:r>
-        <w:rPr>
-          <w:rFonts w:hint="eastAsia" w:ascii="Times New Roman" w:hAnsi="Times New Roman" w:eastAsia="宋体" w:cs="Times New Roman"/>
-          <w:color w:val="auto"/>
-          <w:sz w:val="24"/>
-          <w:highlight w:val="none"/>
-          <w:lang w:val="en-US" w:eastAsia="zh-CN"/>
-        </w:rPr>
-        <w:t>所示。</w:t>
+        <w:t>代码所示。</w:t>
       </w:r>
     </w:p>
     <w:p>
@@ -9022,7 +9012,7 @@
           <w:highlight w:val="none"/>
           <w:lang w:val="en-US" w:eastAsia="zh-CN"/>
         </w:rPr>
-        <w:t>在运行过程中，Arduino通过</w:t>
+        <w:t>在运行过程中，Arduino首先通过I2C总线完成Si4713模块初始化，并利用</w:t>
       </w:r>
       <w:r>
         <w:rPr>
@@ -9045,7 +9035,20 @@
           <w:highlight w:val="none"/>
           <w:lang w:val="en-US" w:eastAsia="zh-CN"/>
         </w:rPr>
-        <w:t>函数调整射频输出功率，通过</w:t>
+        <w:t>函数设置射频输出功率，通过</w:t>
+      </w:r>
+      <w:r>
+        <w:rPr>
+          <w:rFonts w:hint="default" w:ascii="Arial Regular" w:hAnsi="Arial Regular" w:eastAsia="宋体" w:cs="Arial Regular"/>
+          <w:b w:val="0"/>
+          <w:bCs w:val="0"/>
+          <w:i w:val="0"/>
+          <w:color w:val="auto"/>
+          <w:sz w:val="24"/>
+          <w:highlight w:val="none"/>
+          <w:lang w:val="en-US" w:eastAsia="zh-CN"/>
+        </w:rPr>
+        <w:t>radio.</w:t>
       </w:r>
       <w:r>
         <w:rPr>
@@ -9068,7 +9071,7 @@
           <w:highlight w:val="none"/>
           <w:lang w:val="en-US" w:eastAsia="zh-CN"/>
         </w:rPr>
-        <w:t>函数设置发射频率，实现对射频输出参数的控制。同时，通过串口输出当前工作状态，便于实验过程中观察模块运行情况。</w:t>
+        <w:t>函数配置载波发射频率，实现对射频输出参数的控制。同时，程序增加了初始化检测与异常处理机制，通过多次尝试建立与Si4713的通信连接，提高模块运行稳定性。发射过程中，Arduino通过串口周期性输出当前工作状态，包括载波频率和调制信号信息，便于实验过程中对模块运行情况进行观察与调试。</w:t>
       </w:r>
     </w:p>
     <w:p>
@@ -9097,7 +9100,7 @@
           <w:highlight w:val="none"/>
           <w:lang w:val="en-US" w:eastAsia="zh-CN"/>
         </w:rPr>
-        <w:t>与传统数字波形生成方式相比，该方案利用计算机音频输出实现高稳定性的低频调制信号产生，提高了输入信号频率和幅值控制精度，为后续微弱信号测量实验提供可靠输入。</w:t>
+        <w:t>与传统数字波形生成方式相比，该方案利用计算机音频输出实现高稳定性的低频调制信号产生，并通过Si4713完成射频调制发射，提高了输入信号频率和幅值控制精度，为后续微弱信号测量实验提供可靠的测试信号源。</w:t>
       </w:r>
     </w:p>
     <w:p>
@@ -9175,8 +9178,8 @@
             <w:r>
               <w:drawing>
                 <wp:inline distT="0" distB="0" distL="114300" distR="114300">
-                  <wp:extent cx="2832735" cy="3208020"/>
-                  <wp:effectExtent l="0" t="0" r="12065" b="17780"/>
+                  <wp:extent cx="2868930" cy="3251200"/>
+                  <wp:effectExtent l="0" t="0" r="1270" b="0"/>
                   <wp:docPr id="10" name="图片 1"/>
                   <wp:cNvGraphicFramePr>
                     <a:graphicFrameLocks xmlns:a="http://schemas.openxmlformats.org/drawingml/2006/main" noChangeAspect="1"/>
@@ -9199,7 +9202,7 @@
                         <pic:spPr>
                           <a:xfrm>
                             <a:off x="0" y="0"/>
-                            <a:ext cx="2832735" cy="3208020"/>
+                            <a:ext cx="2868930" cy="3251200"/>
                           </a:xfrm>
                           <a:prstGeom prst="rect">
                             <a:avLst/>
@@ -9243,9 +9246,9 @@
             <w:r>
               <w:drawing>
                 <wp:inline distT="0" distB="0" distL="114300" distR="114300">
-                  <wp:extent cx="3002915" cy="3407410"/>
-                  <wp:effectExtent l="0" t="0" r="19685" b="21590"/>
-                  <wp:docPr id="11" name="图片 2"/>
+                  <wp:extent cx="2632710" cy="3908425"/>
+                  <wp:effectExtent l="0" t="0" r="8890" b="3175"/>
+                  <wp:docPr id="13" name="图片 2"/>
                   <wp:cNvGraphicFramePr>
                     <a:graphicFrameLocks xmlns:a="http://schemas.openxmlformats.org/drawingml/2006/main" noChangeAspect="1"/>
                   </wp:cNvGraphicFramePr>
@@ -9253,7 +9256,7 @@
                     <a:graphicData uri="http://schemas.openxmlformats.org/drawingml/2006/picture">
                       <pic:pic xmlns:pic="http://schemas.openxmlformats.org/drawingml/2006/picture">
                         <pic:nvPicPr>
-                          <pic:cNvPr id="11" name="图片 2"/>
+                          <pic:cNvPr id="13" name="图片 2"/>
                           <pic:cNvPicPr>
                             <a:picLocks noChangeAspect="1"/>
                           </pic:cNvPicPr>
@@ -9267,7 +9270,7 @@
                         <pic:spPr>
                           <a:xfrm>
                             <a:off x="0" y="0"/>
-                            <a:ext cx="3002915" cy="3407410"/>
+                            <a:ext cx="2632710" cy="3908425"/>
                           </a:xfrm>
                           <a:prstGeom prst="rect">
                             <a:avLst/>
@@ -9392,7 +9395,6 @@
       </w:tr>
       <w:tr>
         <w:trPr>
-          <w:trHeight w:val="2669" w:hRule="atLeast"/>
           <w:jc w:val="center"/>
         </w:trPr>
         <w:tc>
@@ -9411,86 +9413,10 @@
               <w:spacing w:line="360" w:lineRule="auto"/>
               <w:jc w:val="center"/>
               <w:rPr>
-                <w:rFonts w:hint="eastAsia" w:ascii="黑体" w:hAnsi="黑体" w:eastAsia="黑体" w:cs="黑体"/>
+                <w:rFonts w:hint="default" w:ascii="黑体" w:hAnsi="黑体" w:eastAsia="黑体" w:cs="黑体"/>
+                <w:lang w:val="en-US"/>
               </w:rPr>
             </w:pPr>
-            <w:r>
-              <w:drawing>
-                <wp:inline distT="0" distB="0" distL="114300" distR="114300">
-                  <wp:extent cx="4508500" cy="1542415"/>
-                  <wp:effectExtent l="0" t="0" r="12700" b="6985"/>
-                  <wp:docPr id="16" name="图片 1"/>
-                  <wp:cNvGraphicFramePr>
-                    <a:graphicFrameLocks xmlns:a="http://schemas.openxmlformats.org/drawingml/2006/main" noChangeAspect="1"/>
-                  </wp:cNvGraphicFramePr>
-                  <a:graphic xmlns:a="http://schemas.openxmlformats.org/drawingml/2006/main">
-                    <a:graphicData uri="http://schemas.openxmlformats.org/drawingml/2006/picture">
-                      <pic:pic xmlns:pic="http://schemas.openxmlformats.org/drawingml/2006/picture">
-                        <pic:nvPicPr>
-                          <pic:cNvPr id="16" name="图片 1"/>
-                          <pic:cNvPicPr>
-                            <a:picLocks noChangeAspect="1"/>
-                          </pic:cNvPicPr>
-                        </pic:nvPicPr>
-                        <pic:blipFill>
-                          <a:blip r:embed="rId17"/>
-                          <a:srcRect b="1273"/>
-                          <a:stretch>
-                            <a:fillRect/>
-                          </a:stretch>
-                        </pic:blipFill>
-                        <pic:spPr>
-                          <a:xfrm>
-                            <a:off x="0" y="0"/>
-                            <a:ext cx="4508500" cy="1542415"/>
-                          </a:xfrm>
-                          <a:prstGeom prst="rect">
-                            <a:avLst/>
-                          </a:prstGeom>
-                          <a:noFill/>
-                          <a:ln>
-                            <a:noFill/>
-                          </a:ln>
-                        </pic:spPr>
-                      </pic:pic>
-                    </a:graphicData>
-                  </a:graphic>
-                </wp:inline>
-              </w:drawing>
-            </w:r>
-          </w:p>
-        </w:tc>
-      </w:tr>
-      <w:tr>
-        <w:trPr>
-          <w:jc w:val="center"/>
-        </w:trPr>
-        <w:tc>
-          <w:tcPr>
-            <w:tcW w:w="9599" w:type="dxa"/>
-            <w:gridSpan w:val="2"/>
-            <w:tcBorders>
-              <w:tl2br w:val="nil"/>
-              <w:tr2bl w:val="nil"/>
-            </w:tcBorders>
-            <w:vAlign w:val="center"/>
-          </w:tcPr>
-          <w:p>
-            <w:pPr>
-              <w:pStyle w:val="6"/>
-              <w:spacing w:line="360" w:lineRule="auto"/>
-              <w:jc w:val="center"/>
-              <w:rPr>
-                <w:rFonts w:hint="eastAsia" w:ascii="黑体" w:hAnsi="黑体" w:eastAsia="黑体" w:cs="黑体"/>
-              </w:rPr>
-            </w:pPr>
-            <w:r>
-              <w:rPr>
-                <w:rFonts w:hint="eastAsia" w:ascii="黑体" w:hAnsi="黑体" w:cs="黑体"/>
-                <w:lang w:val="en-US" w:eastAsia="zh-CN"/>
-              </w:rPr>
-              <w:t>图 7 发生模块主函数</w:t>
-            </w:r>
           </w:p>
         </w:tc>
       </w:tr>
@@ -9586,7 +9512,19 @@
           <w:highlight w:val="none"/>
           <w:lang w:val="en-US" w:eastAsia="zh-CN"/>
         </w:rPr>
-        <w:t>，其结构如下图8所示</w:t>
+        <w:t>，其结构如下图7</w:t>
+      </w:r>
+      <w:bookmarkStart w:id="172" w:name="_GoBack"/>
+      <w:bookmarkEnd w:id="172"/>
+      <w:r>
+        <w:rPr>
+          <w:rFonts w:hint="eastAsia" w:cs="Times New Roman"/>
+          <w:color w:val="auto"/>
+          <w:sz w:val="24"/>
+          <w:highlight w:val="none"/>
+          <w:lang w:val="en-US" w:eastAsia="zh-CN"/>
+        </w:rPr>
+        <w:t>所示</w:t>
       </w:r>
       <w:r>
         <w:rPr>
@@ -10004,7 +9942,7 @@
                 <w:rFonts w:hint="eastAsia" w:ascii="黑体" w:hAnsi="黑体" w:cs="黑体"/>
                 <w:lang w:val="en-US" w:eastAsia="zh-CN"/>
               </w:rPr>
-              <w:t>图 8 信号接收模块结构图</w:t>
+              <w:t>图 7 信号接收模块结构图</w:t>
             </w:r>
           </w:p>
         </w:tc>
@@ -11806,7 +11744,6 @@
         </m:r>
       </m:oMath>
       <w:r>
-        <m:rPr/>
         <w:rPr>
           <w:rFonts w:hint="eastAsia" w:hAnsi="DejaVu Math TeX Gyre"/>
           <w:i w:val="0"/>
@@ -11816,7 +11753,6 @@
         <w:t>。</w:t>
       </w:r>
       <w:r>
-        <m:rPr/>
         <w:rPr>
           <w:rFonts w:hint="eastAsia" w:hAnsi="DejaVu Math TeX Gyre"/>
           <w:i w:val="0"/>
@@ -12161,8 +12097,8 @@
           <w:lang w:val="en-US" w:eastAsia="zh-CN"/>
         </w:rPr>
       </w:pPr>
-      <w:bookmarkStart w:id="67" w:name="_Toc631428913"/>
-      <w:bookmarkStart w:id="68" w:name="_Toc1758191273"/>
+      <w:bookmarkStart w:id="67" w:name="_Toc1758191273"/>
+      <w:bookmarkStart w:id="68" w:name="_Toc631428913"/>
       <w:r>
         <w:rPr>
           <w:rStyle w:val="32"/>
@@ -12365,8 +12301,8 @@
           <w:lang w:val="en-US" w:eastAsia="zh-CN"/>
         </w:rPr>
       </w:pPr>
-      <w:bookmarkStart w:id="69" w:name="_Toc1709040964"/>
-      <w:bookmarkStart w:id="70" w:name="_Toc545742591"/>
+      <w:bookmarkStart w:id="69" w:name="_Toc545742591"/>
+      <w:bookmarkStart w:id="70" w:name="_Toc1709040964"/>
       <w:r>
         <w:rPr>
           <w:rFonts w:hint="eastAsia" w:hAnsi="DejaVu Math TeX Gyre" w:eastAsia="宋体"/>
@@ -12728,7 +12664,6 @@
       <w:pPr>
         <w:spacing w:line="360" w:lineRule="auto"/>
         <w:ind w:firstLine="480" w:firstLineChars="200"/>
-        <m:rPr/>
         <w:rPr>
           <w:rFonts w:hint="default" w:hAnsi="DejaVu Math TeX Gyre" w:eastAsia="宋体"/>
           <w:i w:val="0"/>
@@ -12736,7 +12671,6 @@
         </w:rPr>
       </w:pPr>
       <w:r>
-        <m:rPr/>
         <w:rPr>
           <w:rFonts w:hint="default" w:hAnsi="DejaVu Math TeX Gyre" w:eastAsia="宋体"/>
           <w:i w:val="0"/>
@@ -12749,7 +12683,6 @@
       <w:pPr>
         <w:spacing w:line="360" w:lineRule="auto"/>
         <w:ind w:firstLine="480" w:firstLineChars="200"/>
-        <m:rPr/>
         <w:rPr>
           <w:rFonts w:hint="default" w:hAnsi="DejaVu Math TeX Gyre" w:eastAsia="宋体"/>
           <w:i w:val="0"/>
@@ -12909,7 +12842,6 @@
       <w:pPr>
         <w:spacing w:line="360" w:lineRule="auto"/>
         <w:ind w:firstLine="480" w:firstLineChars="200"/>
-        <m:rPr/>
         <w:rPr>
           <w:rFonts w:hint="default" w:hAnsi="DejaVu Math TeX Gyre" w:eastAsia="宋体"/>
           <w:i w:val="0"/>
@@ -12917,7 +12849,6 @@
         </w:rPr>
       </w:pPr>
       <w:r>
-        <m:rPr/>
         <w:rPr>
           <w:rFonts w:hint="default" w:hAnsi="DejaVu Math TeX Gyre" w:eastAsia="宋体"/>
           <w:i w:val="0"/>
@@ -12970,7 +12901,6 @@
         </m:sSub>
       </m:oMath>
       <w:r>
-        <m:rPr/>
         <w:rPr>
           <w:rFonts w:hint="default" w:hAnsi="DejaVu Math TeX Gyre" w:eastAsia="宋体"/>
           <w:i w:val="0"/>
@@ -13023,7 +12953,6 @@
         </m:sSub>
       </m:oMath>
       <w:r>
-        <m:rPr/>
         <w:rPr>
           <w:rFonts w:hint="default" w:hAnsi="DejaVu Math TeX Gyre" w:eastAsia="宋体"/>
           <w:i w:val="0"/>
@@ -13036,7 +12965,6 @@
       <w:pPr>
         <w:spacing w:line="360" w:lineRule="auto"/>
         <w:ind w:firstLine="480" w:firstLineChars="200"/>
-        <m:rPr/>
         <w:rPr>
           <w:rFonts w:hint="default" w:hAnsi="DejaVu Math TeX Gyre" w:eastAsia="宋体"/>
           <w:i w:val="0"/>
@@ -13044,7 +12972,6 @@
         </w:rPr>
       </w:pPr>
       <w:r>
-        <m:rPr/>
         <w:rPr>
           <w:rFonts w:hint="default" w:hAnsi="DejaVu Math TeX Gyre" w:eastAsia="宋体"/>
           <w:i w:val="0"/>
@@ -13741,8 +13668,6 @@
           </m:sub>
         </m:sSub>
       </m:oMath>
-      <w:bookmarkStart w:id="172" w:name="_GoBack"/>
-      <w:bookmarkEnd w:id="172"/>
       <w:r>
         <w:rPr>
           <w:rFonts w:hint="eastAsia" w:hAnsi="DejaVu Math TeX Gyre" w:eastAsia="宋体"/>
@@ -14073,7 +13998,7 @@
                           </pic:cNvPicPr>
                         </pic:nvPicPr>
                         <pic:blipFill>
-                          <a:blip r:embed="rId18"/>
+                          <a:blip r:embed="rId17"/>
                           <a:stretch>
                             <a:fillRect/>
                           </a:stretch>
@@ -14146,7 +14071,7 @@
                           </pic:cNvPicPr>
                         </pic:nvPicPr>
                         <pic:blipFill>
-                          <a:blip r:embed="rId19"/>
+                          <a:blip r:embed="rId18"/>
                           <a:stretch>
                             <a:fillRect/>
                           </a:stretch>
@@ -14440,8 +14365,8 @@
           <w:lang w:val="en-US" w:eastAsia="zh-CN"/>
         </w:rPr>
       </w:pPr>
-      <w:bookmarkStart w:id="73" w:name="_Toc661655261"/>
-      <w:bookmarkStart w:id="74" w:name="_Toc885498195"/>
+      <w:bookmarkStart w:id="73" w:name="_Toc885498195"/>
+      <w:bookmarkStart w:id="74" w:name="_Toc661655261"/>
       <w:bookmarkStart w:id="75" w:name="_Toc531996516"/>
       <w:r>
         <w:rPr>
@@ -14524,7 +14449,7 @@
                     </pic:cNvPicPr>
                   </pic:nvPicPr>
                   <pic:blipFill>
-                    <a:blip r:embed="rId20"/>
+                    <a:blip r:embed="rId19"/>
                     <a:stretch>
                       <a:fillRect/>
                     </a:stretch>
@@ -14931,8 +14856,8 @@
       </w:pPr>
       <w:bookmarkStart w:id="76" w:name="_Toc1147144788"/>
       <w:bookmarkStart w:id="77" w:name="_Toc508364168"/>
-      <w:bookmarkStart w:id="78" w:name="_Toc769647461"/>
-      <w:bookmarkStart w:id="79" w:name="_Toc506489655"/>
+      <w:bookmarkStart w:id="78" w:name="_Toc506489655"/>
+      <w:bookmarkStart w:id="79" w:name="_Toc769647461"/>
       <w:bookmarkStart w:id="80" w:name="_Toc1291021951"/>
       <w:r>
         <w:rPr>
@@ -15040,7 +14965,7 @@
                     </pic:cNvPicPr>
                   </pic:nvPicPr>
                   <pic:blipFill>
-                    <a:blip r:embed="rId21"/>
+                    <a:blip r:embed="rId20"/>
                     <a:stretch>
                       <a:fillRect/>
                     </a:stretch>
@@ -15695,10 +15620,10 @@
         </w:rPr>
         <w:br w:type="page"/>
       </w:r>
-      <w:bookmarkStart w:id="81" w:name="_Toc1170871146"/>
-      <w:bookmarkStart w:id="82" w:name="_Toc200749676"/>
-      <w:bookmarkStart w:id="83" w:name="_Toc1722783714"/>
-      <w:bookmarkStart w:id="84" w:name="_Toc206633274"/>
+      <w:bookmarkStart w:id="81" w:name="_Toc200749676"/>
+      <w:bookmarkStart w:id="82" w:name="_Toc1722783714"/>
+      <w:bookmarkStart w:id="83" w:name="_Toc206633274"/>
+      <w:bookmarkStart w:id="84" w:name="_Toc1170871146"/>
       <w:r>
         <w:rPr>
           <w:rStyle w:val="32"/>
@@ -17037,9 +16962,9 @@
           <w:lang w:val="en-US" w:eastAsia="zh-CN"/>
         </w:rPr>
       </w:pPr>
-      <w:bookmarkStart w:id="88" w:name="_Toc1253350108"/>
+      <w:bookmarkStart w:id="88" w:name="_Toc404378919"/>
       <w:bookmarkStart w:id="89" w:name="_Toc818169153"/>
-      <w:bookmarkStart w:id="90" w:name="_Toc404378919"/>
+      <w:bookmarkStart w:id="90" w:name="_Toc1253350108"/>
       <w:r>
         <w:rPr>
           <w:rStyle w:val="32"/>
@@ -17835,9 +17760,9 @@
           <w:lang w:val="en-US" w:eastAsia="zh-CN"/>
         </w:rPr>
       </w:pPr>
-      <w:bookmarkStart w:id="107" w:name="_Toc832526828"/>
+      <w:bookmarkStart w:id="107" w:name="_Toc1330000403"/>
       <w:bookmarkStart w:id="108" w:name="_Toc1758232525"/>
-      <w:bookmarkStart w:id="109" w:name="_Toc1330000403"/>
+      <w:bookmarkStart w:id="109" w:name="_Toc832526828"/>
     </w:p>
     <w:p>
       <w:pPr>
@@ -18185,8 +18110,8 @@
           <w:lang w:val="en-US" w:eastAsia="zh-CN"/>
         </w:rPr>
       </w:pPr>
-      <w:bookmarkStart w:id="115" w:name="_Toc1914732907"/>
-      <w:bookmarkStart w:id="116" w:name="_Toc1456444498"/>
+      <w:bookmarkStart w:id="115" w:name="_Toc1456444498"/>
+      <w:bookmarkStart w:id="116" w:name="_Toc1914732907"/>
       <w:bookmarkStart w:id="117" w:name="_Toc819215310"/>
       <w:r>
         <w:rPr>
@@ -18849,8 +18774,8 @@
         </w:rPr>
       </w:pPr>
       <w:bookmarkStart w:id="129" w:name="_Toc1514221421"/>
-      <w:bookmarkStart w:id="130" w:name="_Toc459784862"/>
-      <w:bookmarkStart w:id="131" w:name="_Toc756642431"/>
+      <w:bookmarkStart w:id="130" w:name="_Toc756642431"/>
+      <w:bookmarkStart w:id="131" w:name="_Toc459784862"/>
       <w:r>
         <w:rPr>
           <w:rStyle w:val="32"/>
@@ -18973,9 +18898,9 @@
           <w:lang w:val="en-US" w:eastAsia="zh-CN"/>
         </w:rPr>
       </w:pPr>
-      <w:bookmarkStart w:id="132" w:name="_Toc223430424"/>
+      <w:bookmarkStart w:id="132" w:name="_Toc631769754"/>
       <w:bookmarkStart w:id="133" w:name="_Toc1239064955"/>
-      <w:bookmarkStart w:id="134" w:name="_Toc631769754"/>
+      <w:bookmarkStart w:id="134" w:name="_Toc223430424"/>
       <w:r>
         <w:rPr>
           <w:rStyle w:val="32"/>
@@ -20478,8 +20403,8 @@
           <w:shd w:val="clear" w:color="auto" w:fill="FFFFFF"/>
         </w:rPr>
       </w:pPr>
-      <w:bookmarkStart w:id="146" w:name="_Toc9629"/>
-      <w:bookmarkStart w:id="147" w:name="_Toc11306"/>
+      <w:bookmarkStart w:id="146" w:name="_Toc11306"/>
+      <w:bookmarkStart w:id="147" w:name="_Toc9629"/>
       <w:r>
         <w:rPr>
           <w:rFonts w:hint="eastAsia" w:eastAsia="黑体"/>
@@ -20618,8 +20543,8 @@
           <w:lang w:val="en-US" w:eastAsia="zh-CN"/>
         </w:rPr>
       </w:pPr>
-      <w:bookmarkStart w:id="151" w:name="_Toc370513490"/>
-      <w:bookmarkStart w:id="152" w:name="_Toc193542254"/>
+      <w:bookmarkStart w:id="151" w:name="_Toc193542254"/>
+      <w:bookmarkStart w:id="152" w:name="_Toc370513490"/>
       <w:bookmarkStart w:id="153" w:name="_Toc49602244"/>
       <w:r>
         <w:rPr>
@@ -20647,9 +20572,9 @@
           <w:lang w:val="en-US" w:eastAsia="zh-CN"/>
         </w:rPr>
       </w:pPr>
-      <w:bookmarkStart w:id="154" w:name="_Toc441259872"/>
-      <w:bookmarkStart w:id="155" w:name="_Toc1574421420"/>
-      <w:bookmarkStart w:id="156" w:name="_Toc1665133777"/>
+      <w:bookmarkStart w:id="154" w:name="_Toc1665133777"/>
+      <w:bookmarkStart w:id="155" w:name="_Toc441259872"/>
+      <w:bookmarkStart w:id="156" w:name="_Toc1574421420"/>
       <w:r>
         <w:rPr>
           <w:rFonts w:hint="eastAsia" w:ascii="Times New Roman" w:hAnsi="Times New Roman" w:eastAsia="黑体" w:cs="Times New Roman"/>
@@ -20834,8 +20759,8 @@
           <w:lang w:val="en-US" w:eastAsia="zh-CN"/>
         </w:rPr>
       </w:pPr>
-      <w:bookmarkStart w:id="163" w:name="_Toc708372672"/>
-      <w:bookmarkStart w:id="164" w:name="_Toc1619845027"/>
+      <w:bookmarkStart w:id="163" w:name="_Toc1619845027"/>
+      <w:bookmarkStart w:id="164" w:name="_Toc708372672"/>
       <w:bookmarkStart w:id="165" w:name="_Toc145851953"/>
       <w:r>
         <w:rPr>
@@ -20895,8 +20820,8 @@
           <w:lang w:val="en-US" w:eastAsia="zh-CN"/>
         </w:rPr>
       </w:pPr>
-      <w:bookmarkStart w:id="166" w:name="_Toc1085175770"/>
-      <w:bookmarkStart w:id="167" w:name="_Toc1054932844"/>
+      <w:bookmarkStart w:id="166" w:name="_Toc1054932844"/>
+      <w:bookmarkStart w:id="167" w:name="_Toc1085175770"/>
       <w:bookmarkStart w:id="168" w:name="_Toc2117642983"/>
       <w:r>
         <w:rPr>
@@ -20938,8 +20863,8 @@
           <w:lang w:val="en-US" w:eastAsia="zh-CN"/>
         </w:rPr>
       </w:pPr>
-      <w:bookmarkStart w:id="169" w:name="_Toc631319476"/>
-      <w:bookmarkStart w:id="170" w:name="_Toc979133550"/>
+      <w:bookmarkStart w:id="169" w:name="_Toc979133550"/>
+      <w:bookmarkStart w:id="170" w:name="_Toc631319476"/>
       <w:bookmarkStart w:id="171" w:name="_Toc2118036066"/>
       <w:r>
         <w:rPr>
